--- a/public/files/Meeting-in-a-Pocket-3x5.docx
+++ b/public/files/Meeting-in-a-Pocket-3x5.docx
@@ -557,7 +557,7 @@
         <w:rPr>
           <w:rtl w:val="0"/>
         </w:rPr>
-        <w:t xml:space="preserve">1. We admitted we were powerless over alcohol - that our lives had become unmanageable.</w:t>
+        <w:t xml:space="preserve">1. We admitted we were powerless over alcohol—that our lives had become unmanageable.</w:t>
       </w:r>
       <w:r>
         <w:rPr>
@@ -1057,7 +1057,7 @@
           <w:szCs w:val="36"/>
           <w:rtl w:val="0"/>
         </w:rPr>
-        <w:t xml:space="preserve">How It Works (con't)</w:t>
+        <w:t xml:space="preserve">How It Works (cont.)</w:t>
       </w:r>
       <w:r>
         <w:rPr>
@@ -1584,7 +1584,7 @@
         <w:rPr>
           <w:rtl w:val="0"/>
         </w:rPr>
-        <w:t xml:space="preserve">The Twelve Traditions (cont)</w:t>
+        <w:t xml:space="preserve">The Twelve Traditions (cont.)</w:t>
       </w:r>
       <w:r>
         <w:rPr>
@@ -3491,7 +3491,7 @@
         <w:rPr>
           <w:rtl w:val="0"/>
         </w:rPr>
-        <w:t xml:space="preserve"> I will be happy. This assumes to be tru what Abraham Lincoln said that, “most folks are as happy as they make up their minds to be.”</w:t>
+        <w:t xml:space="preserve"> I will be happy. This assumes to be true what Abraham Lincoln said that, “most folks are as happy as they make up their minds to be.”</w:t>
       </w:r>
     </w:p>
     <w:p>
@@ -3511,7 +3511,7 @@
         <w:rPr>
           <w:rtl w:val="0"/>
         </w:rPr>
-        <w:t xml:space="preserve"> I will adjust myself to what is, and not try to just everything to my own desires. I will take my “luck” as it comes, and fit myself to it. </w:t>
+        <w:t xml:space="preserve"> I will adjust myself to what is, and not try to adjust everything to my own desires. I will take my “luck” as it comes, and fit myself to it. </w:t>
       </w:r>
     </w:p>
     <w:p>
@@ -3531,7 +3531,7 @@
         <w:rPr>
           <w:rtl w:val="0"/>
         </w:rPr>
-        <w:t xml:space="preserve"> I will try to strengthen my mind. I will study. I will learn something useful. I will not be a mental; loafer. I will read something that requires effort, thought and concentration. </w:t>
+        <w:t xml:space="preserve"> I will try to strengthen my mind. I will study. I will learn something useful. I will not be a mental loafer. I will read something that requires effort, thought and concentration. </w:t>
       </w:r>
     </w:p>
     <w:p>
@@ -3551,7 +3551,7 @@
         <w:rPr>
           <w:rtl w:val="0"/>
         </w:rPr>
-        <w:t xml:space="preserve"> I will exercise my soul in three ways: I will do somebody a good turn, and not get found out; if anybody knows of it , it will not count. I will do at least two things I don’t want to do, - just for exercise. I will not show anyone that my feelings are hurt: they may be hurt but today I will not show it. </w:t>
+        <w:t xml:space="preserve"> I will exercise my soul in three ways: I will do somebody a good turn, and not get found out; if anybody knows of it, it will not count. I will do at least two things I don’t want to do—just for exercise. I will not show anyone that my feelings are hurt: they may be hurt but today I will not show it. </w:t>
       </w:r>
     </w:p>
     <w:p>
@@ -3722,7 +3722,7 @@
           <w:vertAlign w:val="baseline"/>
           <w:rtl w:val="0"/>
         </w:rPr>
-        <w:t xml:space="preserve">Acceptance, amends, Anonymity</w:t>
+        <w:t xml:space="preserve">Acceptance, Amends, Anonymity</w:t>
       </w:r>
     </w:p>
     <w:p>
@@ -3893,7 +3893,7 @@
           <w:vertAlign w:val="baseline"/>
           <w:rtl w:val="0"/>
         </w:rPr>
-        <w:t xml:space="preserve">Desire, decisions, Depression</w:t>
+        <w:t xml:space="preserve">Desire, Decisions, Depression</w:t>
       </w:r>
     </w:p>
     <w:p>
@@ -4007,7 +4007,7 @@
           <w:vertAlign w:val="baseline"/>
           <w:rtl w:val="0"/>
         </w:rPr>
-        <w:t xml:space="preserve">Faith, Fear, Fellowship, Fatigue.</w:t>
+        <w:t xml:space="preserve">Faith, Fear, Fellowship, Fatigue</w:t>
       </w:r>
     </w:p>
     <w:p>
@@ -4121,7 +4121,7 @@
           <w:vertAlign w:val="baseline"/>
           <w:rtl w:val="0"/>
         </w:rPr>
-        <w:t xml:space="preserve">Humility, Hope, Honesty, happiness</w:t>
+        <w:t xml:space="preserve">Humility, Hope, Honesty, Happiness</w:t>
       </w:r>
     </w:p>
     <w:p>
@@ -4178,7 +4178,7 @@
           <w:vertAlign w:val="baseline"/>
           <w:rtl w:val="0"/>
         </w:rPr>
-        <w:t xml:space="preserve">Inferiority, illness, Immaturity, Inside</w:t>
+        <w:t xml:space="preserve">Inferiority, Illness, Immaturity, Inside</w:t>
       </w:r>
     </w:p>
     <w:p>
@@ -4634,7 +4634,7 @@
           <w:vertAlign w:val="baseline"/>
           <w:rtl w:val="0"/>
         </w:rPr>
-        <w:t xml:space="preserve">Quality vrs Quantity, Quiet Time</w:t>
+        <w:t xml:space="preserve">Quality vs. Quantity, Quiet Time</w:t>
       </w:r>
     </w:p>
     <w:p>
@@ -4748,7 +4748,7 @@
           <w:vertAlign w:val="baseline"/>
           <w:rtl w:val="0"/>
         </w:rPr>
-        <w:t xml:space="preserve">Surrender, Serenity, Spirituaility</w:t>
+        <w:t xml:space="preserve">Surrender, Serenity, Spirituality</w:t>
       </w:r>
     </w:p>
     <w:p>
@@ -4919,7 +4919,7 @@
           <w:vertAlign w:val="baseline"/>
           <w:rtl w:val="0"/>
         </w:rPr>
-        <w:t xml:space="preserve">Vandity, Values, Virtues, Vulgarity</w:t>
+        <w:t xml:space="preserve">Vanity, Values, Virtues, Vulgarity</w:t>
       </w:r>
     </w:p>
     <w:p>
@@ -5073,7 +5073,7 @@
         <w:rPr>
           <w:rtl w:val="0"/>
         </w:rPr>
-        <w:t xml:space="preserve">Acceptance is the answer to all my problems today. When I am disturbed, it is because I find some person, place, thing, or situation—some fact of my life —unacceptable to me, and I can find no serenity until I accept that person, place, thing, or situation as being exactly the way it is supposed to be at this moment. Nothing, absolutely nothing, happens in God’s world by mistake.</w:t>
+        <w:t xml:space="preserve">Acceptance is the answer to all my problems today. When I am disturbed, it is because I find some person, place, thing, or situation—some fact of my life—unacceptable to me, and I can find no serenity until I accept that person, place, thing, or situation as being exactly the way it is supposed to be at this moment. Nothing, absolutely nothing, happens in God’s world by mistake.</w:t>
       </w:r>
     </w:p>
     <w:p>
@@ -5165,7 +5165,7 @@
         <w:rPr>
           <w:rtl w:val="0"/>
         </w:rPr>
-        <w:t xml:space="preserve">This was our course: We realized tha the people who wronged us were perhaps spiritually sick. </w:t>
+        <w:t xml:space="preserve">This was our course: We realized that the people who wronged us were perhaps spiritually sick. </w:t>
       </w:r>
     </w:p>
     <w:p>
@@ -5216,7 +5216,7 @@
         <w:rPr>
           <w:rtl w:val="0"/>
         </w:rPr>
-        <w:t xml:space="preserve">acceptance is the answer to all my problems today. When I am disturbed, it is because I find some person, place, thing, or situation—some fact of my life —unacceptable to me, and I can find no serenity until I accept that person, place, thing, or situation as being exactly the way it is supposed to be at this moment. Nothing, absolutely nothing, happens in God’s world by mistake.</w:t>
+        <w:t xml:space="preserve">acceptance is the answer to all my problems today. When I am disturbed, it is because I find some person, place, thing, or situation—some fact of my life—unacceptable to me, and I can find no serenity until I accept that person, place, thing, or situation as being exactly the way it is supposed to be at this moment. Nothing, absolutely nothing, happens in God’s world by mistake.</w:t>
       </w:r>
     </w:p>
     <w:p>
